--- a/downloads/diagrams/t11-l01-studio-has-regions.docx
+++ b/downloads/diagrams/t11-l01-studio-has-regions.docx
@@ -54,7 +54,7 @@
     </w:p>
     <w:p>
       <w:r>
-        <w:t>confirm. Studio signaling ports in the PDF are easy to misread as universal VCC trunk ports. Confirm which SBC your domain uses.. last checked 2026-10.</w:t>
+        <w:t>confirm. Studio signaling ports in the PDF are easy to misread as universal VCC trunk ports. Confirm which SBC your domain uses. last checked 2026-10.</w:t>
       </w:r>
     </w:p>
   </w:body>
